--- a/dashboard/public/templates/phieu_de_nghi_chuyen_tien_templated.docx
+++ b/dashboard/public/templates/phieu_de_nghi_chuyen_tien_templated.docx
@@ -1700,6 +1700,9 @@
           </w:tcPr>
           <w:p>
             <w:r>
+              <w:rPr>
+                <w:rFonts w:ascii="Myriad Pro" w:hAnsi="Myriad Pro"/>
+              </w:rPr>
               <w:t>{#items}{tt}</w:t>
             </w:r>
           </w:p>
@@ -1711,6 +1714,9 @@
           </w:tcPr>
           <w:p>
             <w:r>
+              <w:rPr>
+                <w:rFonts w:ascii="Myriad Pro" w:hAnsi="Myriad Pro"/>
+              </w:rPr>
               <w:t>{soHoaDon}</w:t>
             </w:r>
           </w:p>
@@ -1722,6 +1728,9 @@
           </w:tcPr>
           <w:p>
             <w:r>
+              <w:rPr>
+                <w:rFonts w:ascii="Myriad Pro" w:hAnsi="Myriad Pro"/>
+              </w:rPr>
               <w:t>{ngayHoaDon}</w:t>
             </w:r>
           </w:p>
@@ -1732,6 +1741,9 @@
           </w:tcPr>
           <w:p>
             <w:r>
+              <w:rPr>
+                <w:rFonts w:ascii="Myriad Pro" w:hAnsi="Myriad Pro"/>
+              </w:rPr>
               <w:t>{noiDung}</w:t>
             </w:r>
           </w:p>
@@ -1743,6 +1755,9 @@
           </w:tcPr>
           <w:p>
             <w:r>
+              <w:rPr>
+                <w:rFonts w:ascii="Myriad Pro" w:hAnsi="Myriad Pro"/>
+              </w:rPr>
               <w:t>{soTien}</w:t>
             </w:r>
           </w:p>
@@ -1753,6 +1768,9 @@
           </w:tcPr>
           <w:p>
             <w:r>
+              <w:rPr>
+                <w:rFonts w:ascii="Myriad Pro" w:hAnsi="Myriad Pro"/>
+              </w:rPr>
               <w:t>{ghiChu}{/items}</w:t>
             </w:r>
           </w:p>
@@ -1816,6 +1834,9 @@
           </w:tcPr>
           <w:p>
             <w:r>
+              <w:rPr>
+                <w:rFonts w:ascii="Myriad Pro" w:hAnsi="Myriad Pro"/>
+              </w:rPr>
               <w:t>{totalAmount}</w:t>
             </w:r>
           </w:p>
